--- a/Course_Content/Session_1/06_Student_Worksheet.docx
+++ b/Course_Content/Session_1/06_Student_Worksheet.docx
@@ -26,9 +26,6 @@
     <w:p>
       <w:pPr>
         <w:pStyle w:val="CodeBlock"/>
-        <w:rPr>
-          <w:rFonts w:hint="eastAsia"/>
-        </w:rPr>
       </w:pPr>
       <w:r>
         <w:t>claude --version</w:t>
@@ -58,9 +55,6 @@
     <w:p>
       <w:pPr>
         <w:pStyle w:val="CodeBlock"/>
-        <w:rPr>
-          <w:rFonts w:hint="eastAsia"/>
-        </w:rPr>
       </w:pPr>
       <w:r>
         <w:t>cd /path/to/your/project</w:t>
@@ -76,18 +70,12 @@
     </w:p>
     <w:p>
       <w:r>
-        <w:t>R</w:t>
-      </w:r>
-      <w:r>
-        <w:t>un claude and follow the authentication prompts.</w:t>
+        <w:t>Run claude and follow the authentication prompts.</w:t>
       </w:r>
     </w:p>
     <w:p>
       <w:pPr>
         <w:pStyle w:val="CodeBlock"/>
-        <w:rPr>
-          <w:rFonts w:hint="eastAsia"/>
-        </w:rPr>
       </w:pPr>
       <w:r>
         <w:t>claude</w:t>
@@ -101,9 +89,6 @@
     <w:p>
       <w:pPr>
         <w:pStyle w:val="CodeBlock"/>
-        <w:rPr>
-          <w:rFonts w:hint="eastAsia"/>
-        </w:rPr>
       </w:pPr>
       <w:r>
         <w:t>What can you tell me about this project from looking at the file structure?</w:t>
@@ -134,15 +119,7 @@
           <w:color w:val="4A4A4A"/>
           <w:sz w:val="20"/>
         </w:rPr>
-        <w:t xml:space="preserve"> </w:t>
-      </w:r>
-      <w:r>
-        <w:rPr>
-          <w:i/>
-          <w:color w:val="4A4A4A"/>
-          <w:sz w:val="20"/>
-        </w:rPr>
-        <w:t>The incorrect/missing items tell you what your CLAUDE.md needs to cover</w:t>
+        <w:t xml:space="preserve"> The incorrect/missing items tell you what your CLAUDE.md needs to cover</w:t>
       </w:r>
     </w:p>
     <w:p>
@@ -177,9 +154,6 @@
     <w:p>
       <w:pPr>
         <w:pStyle w:val="CodeBlock"/>
-        <w:rPr>
-          <w:rFonts w:hint="eastAsia"/>
-        </w:rPr>
       </w:pPr>
       <w:r>
         <w:t># CLAUDE.md</w:t>
@@ -502,10 +476,7 @@
         <w:pStyle w:val="Heading2"/>
       </w:pPr>
       <w:r>
-        <w:t xml:space="preserve">2.3  </w:t>
-      </w:r>
-      <w:r>
-        <w:t>(Optional) Have Claude Code generate a basic CLAUDE.md</w:t>
+        <w:t>2.3  (Optional) Have Claude Code generate a basic CLAUDE.md</w:t>
       </w:r>
     </w:p>
     <w:p>
@@ -551,9 +522,6 @@
     <w:p>
       <w:pPr>
         <w:pStyle w:val="CodeBlock"/>
-        <w:rPr>
-          <w:rFonts w:hint="eastAsia"/>
-        </w:rPr>
       </w:pPr>
       <w:r>
         <w:t>What does the CLAUDE.md tell you about this project? Is there anything</w:t>
@@ -691,9 +659,6 @@
     <w:p>
       <w:pPr>
         <w:pStyle w:val="CodeBlock"/>
-        <w:rPr>
-          <w:rFonts w:hint="eastAsia"/>
-        </w:rPr>
       </w:pPr>
       <w:r>
         <w:t>mkdir -p .claude</w:t>
@@ -715,9 +680,6 @@
     <w:p>
       <w:pPr>
         <w:pStyle w:val="CodeBlock"/>
-        <w:rPr>
-          <w:rFonts w:hint="eastAsia"/>
-        </w:rPr>
       </w:pPr>
       <w:r>
         <w:t>{</w:t>
@@ -852,9 +814,6 @@
     <w:p>
       <w:pPr>
         <w:pStyle w:val="CodeBlock"/>
-        <w:rPr>
-          <w:rFonts w:hint="eastAsia"/>
-        </w:rPr>
       </w:pPr>
       <w:r>
         <w:t>{</w:t>
@@ -1001,9 +960,6 @@
     <w:p>
       <w:pPr>
         <w:pStyle w:val="CodeBlock"/>
-        <w:rPr>
-          <w:rFonts w:hint="eastAsia"/>
-        </w:rPr>
       </w:pPr>
       <w:r>
         <w:t>Plan how to [describe your change]. Tell me which files need to change</w:t>
@@ -1104,9 +1060,6 @@
     <w:p>
       <w:pPr>
         <w:pStyle w:val="CodeBlock"/>
-        <w:rPr>
-          <w:rFonts w:hint="eastAsia"/>
-        </w:rPr>
       </w:pPr>
       <w:r>
         <w:t>Implement the plan: [brief description of the change]</w:t>
@@ -1214,9 +1167,6 @@
     <w:p>
       <w:pPr>
         <w:pStyle w:val="CodeBlock"/>
-        <w:rPr>
-          <w:rFonts w:hint="eastAsia"/>
-        </w:rPr>
       </w:pPr>
       <w:r>
         <w:t>Run the tests to verify nothing is broken.</w:t>
@@ -1230,9 +1180,6 @@
     <w:p>
       <w:pPr>
         <w:pStyle w:val="CodeBlock"/>
-        <w:rPr>
-          <w:rFonts w:hint="eastAsia"/>
-        </w:rPr>
       </w:pPr>
       <w:r>
         <w:t>[your test command]</w:t>
@@ -1304,9 +1251,6 @@
     <w:p>
       <w:pPr>
         <w:pStyle w:val="CodeBlock"/>
-        <w:rPr>
-          <w:rFonts w:hint="eastAsia"/>
-        </w:rPr>
       </w:pPr>
       <w:r>
         <w:t>git diff</w:t>
@@ -1351,9 +1295,16 @@
       </w:pPr>
       <w:r>
         <w:rPr>
+          <w:rFonts w:ascii="Segoe UI Symbol" w:hAnsi="Segoe UI Symbol" w:cs="Segoe UI Symbol"/>
           <w:sz w:val="22"/>
         </w:rPr>
-        <w:t xml:space="preserve">☐  </w:t>
+        <w:t>☐</w:t>
+      </w:r>
+      <w:r>
+        <w:rPr>
+          <w:sz w:val="22"/>
+        </w:rPr>
+        <w:t xml:space="preserve">  </w:t>
       </w:r>
       <w:r>
         <w:t>The code does what was requested</w:t>
@@ -1361,22 +1312,30 @@
     </w:p>
     <w:p>
       <w:pPr>
-        <w:pBdr>
-          <w:bottom w:val="single" w:sz="6" w:space="1" w:color="CCCCCC"/>
-        </w:pBdr>
-        <w:spacing w:before="160" w:after="160"/>
+        <w:pStyle w:val="Checkbox"/>
+      </w:pPr>
+    </w:p>
+    <w:p>
+      <w:pPr>
+        <w:pStyle w:val="Checkbox"/>
+      </w:pPr>
+    </w:p>
+    <w:p>
+      <w:pPr>
+        <w:pStyle w:val="Checkbox"/>
+      </w:pPr>
+    </w:p>
+    <w:p>
+      <w:pPr>
+        <w:pStyle w:val="Checkbox"/>
       </w:pPr>
     </w:p>
     <w:p>
       <w:pPr>
         <w:pStyle w:val="Heading1"/>
       </w:pPr>
-    </w:p>
-    <w:p>
-      <w:pPr>
-        <w:pStyle w:val="Heading1"/>
-      </w:pPr>
-      <w:r>
+      <w:r>
+        <w:lastRenderedPageBreak/>
         <w:t>Exercise 6: Create a PR with Review Checklist (5 min)</w:t>
       </w:r>
     </w:p>
@@ -1396,9 +1355,6 @@
     <w:p>
       <w:pPr>
         <w:pStyle w:val="CodeBlock"/>
-        <w:rPr>
-          <w:rFonts w:hint="eastAsia"/>
-        </w:rPr>
       </w:pPr>
       <w:r>
         <w:t>Create a new branch called "feature/[short-description]", commit the</w:t>
@@ -1420,9 +1376,6 @@
     <w:p>
       <w:pPr>
         <w:pStyle w:val="CodeBlock"/>
-        <w:rPr>
-          <w:rFonts w:hint="eastAsia"/>
-        </w:rPr>
       </w:pPr>
       <w:r>
         <w:t>git checkout -b feature/[short-description]</w:t>
@@ -2176,43 +2129,6 @@
     </w:tbl>
     <w:p>
       <w:pPr>
-        <w:pStyle w:val="Heading1"/>
-      </w:pPr>
-    </w:p>
-    <w:p>
-      <w:pPr>
-        <w:pStyle w:val="Heading1"/>
-      </w:pPr>
-      <w:r>
-        <w:t>What to Bring to Session 2</w:t>
-      </w:r>
-    </w:p>
-    <w:p>
-      <w:pPr>
-        <w:pStyle w:val="CustomBullet"/>
-      </w:pPr>
-      <w:r>
-        <w:t>•  Your CLAUDE.md (we'll review and improve them)</w:t>
-      </w:r>
-    </w:p>
-    <w:p>
-      <w:pPr>
-        <w:pStyle w:val="CustomBullet"/>
-      </w:pPr>
-      <w:r>
-        <w:t>•  Notes on any Claude mistakes or frustrations you encountered</w:t>
-      </w:r>
-    </w:p>
-    <w:p>
-      <w:pPr>
-        <w:pStyle w:val="CustomBullet"/>
-      </w:pPr>
-      <w:r>
-        <w:t>•  One question about Claude Code you want answered</w:t>
-      </w:r>
-    </w:p>
-    <w:p>
-      <w:pPr>
         <w:pBdr>
           <w:bottom w:val="single" w:sz="6" w:space="1" w:color="CCCCCC"/>
         </w:pBdr>
@@ -2221,9 +2137,18 @@
     </w:p>
     <w:p>
       <w:pPr>
+        <w:pBdr>
+          <w:bottom w:val="single" w:sz="6" w:space="1" w:color="CCCCCC"/>
+        </w:pBdr>
+        <w:spacing w:before="160" w:after="160"/>
+      </w:pPr>
+    </w:p>
+    <w:p>
+      <w:pPr>
         <w:pStyle w:val="Heading1"/>
       </w:pPr>
       <w:r>
+        <w:lastRenderedPageBreak/>
         <w:t>Quick Reference</w:t>
       </w:r>
     </w:p>
@@ -2231,6 +2156,14 @@
       <w:tblPr>
         <w:tblW w:w="0" w:type="auto"/>
         <w:jc w:val="center"/>
+        <w:tblBorders>
+          <w:top w:val="single" w:sz="4" w:space="0" w:color="auto"/>
+          <w:left w:val="single" w:sz="4" w:space="0" w:color="auto"/>
+          <w:bottom w:val="single" w:sz="4" w:space="0" w:color="auto"/>
+          <w:right w:val="single" w:sz="4" w:space="0" w:color="auto"/>
+          <w:insideH w:val="single" w:sz="4" w:space="0" w:color="auto"/>
+          <w:insideV w:val="single" w:sz="4" w:space="0" w:color="auto"/>
+        </w:tblBorders>
         <w:tblLook w:val="04A0" w:firstRow="1" w:lastRow="0" w:firstColumn="1" w:lastColumn="0" w:noHBand="0" w:noVBand="1"/>
       </w:tblPr>
       <w:tblGrid>
